--- a/Assignment 7.docx
+++ b/Assignment 7.docx
@@ -7,38 +7,60 @@
         <w:rPr>
           <w:b/>
           <w:bCs/>
+          <w:sz w:val="28"/>
+          <w:szCs w:val="28"/>
           <w:lang w:val="en-US"/>
         </w:rPr>
       </w:pPr>
-      <w:r>
-        <w:rPr>
-          <w:b/>
-          <w:bCs/>
+      <w:proofErr w:type="spellStart"/>
+      <w:r>
+        <w:rPr>
+          <w:b/>
+          <w:bCs/>
+          <w:sz w:val="28"/>
+          <w:szCs w:val="28"/>
           <w:lang w:val="en-US"/>
         </w:rPr>
-        <w:t>Asssignment 7:</w:t>
-      </w:r>
-    </w:p>
-    <w:p>
-      <w:pPr>
-        <w:rPr>
-          <w:b/>
-          <w:bCs/>
+        <w:t>Asssignment</w:t>
+      </w:r>
+      <w:proofErr w:type="spellEnd"/>
+      <w:r>
+        <w:rPr>
+          <w:b/>
+          <w:bCs/>
+          <w:sz w:val="28"/>
+          <w:szCs w:val="28"/>
           <w:lang w:val="en-US"/>
         </w:rPr>
-      </w:pPr>
-      <w:r>
-        <w:rPr>
-          <w:b/>
-          <w:bCs/>
+        <w:t xml:space="preserve"> 7:</w:t>
+      </w:r>
+    </w:p>
+    <w:p>
+      <w:pPr>
+        <w:rPr>
+          <w:b/>
+          <w:bCs/>
+          <w:sz w:val="28"/>
+          <w:szCs w:val="28"/>
           <w:lang w:val="en-US"/>
         </w:rPr>
+      </w:pPr>
+      <w:r>
+        <w:rPr>
+          <w:b/>
+          <w:bCs/>
+          <w:sz w:val="28"/>
+          <w:szCs w:val="28"/>
+          <w:lang w:val="en-US"/>
+        </w:rPr>
         <w:t>1.</w:t>
       </w:r>
       <w:r>
         <w:rPr>
           <w:b/>
           <w:bCs/>
+          <w:sz w:val="28"/>
+          <w:szCs w:val="28"/>
           <w:lang w:val="en-US"/>
         </w:rPr>
         <w:t>What is DDIC?</w:t>
@@ -49,10 +71,14 @@
         <w:rPr>
           <w:b/>
           <w:bCs/>
-        </w:rPr>
-      </w:pPr>
-      <w:r>
-        <w:rPr>
+          <w:sz w:val="28"/>
+          <w:szCs w:val="28"/>
+        </w:rPr>
+      </w:pPr>
+      <w:r>
+        <w:rPr>
+          <w:sz w:val="28"/>
+          <w:szCs w:val="28"/>
           <w:lang w:val="en-US"/>
         </w:rPr>
         <w:t>-&gt;</w:t>
@@ -61,22 +87,10 @@
         <w:rPr>
           <w:b/>
           <w:bCs/>
-        </w:rPr>
-        <w:t xml:space="preserve"> </w:t>
-      </w:r>
-      <w:r>
-        <w:rPr>
-          <w:b/>
-          <w:bCs/>
-        </w:rPr>
-        <w:t>DDIC</w:t>
-      </w:r>
-      <w:r>
-        <w:rPr>
-          <w:b/>
-          <w:bCs/>
-        </w:rPr>
-        <w:t>:</w:t>
+          <w:sz w:val="28"/>
+          <w:szCs w:val="28"/>
+        </w:rPr>
+        <w:t xml:space="preserve"> DDIC:</w:t>
       </w:r>
     </w:p>
     <w:p>
@@ -85,19 +99,31 @@
         <w:rPr>
           <w:b/>
           <w:bCs/>
-        </w:rPr>
-      </w:pPr>
-      <w:r>
+          <w:sz w:val="28"/>
+          <w:szCs w:val="28"/>
+        </w:rPr>
+      </w:pPr>
+      <w:r>
+        <w:rPr>
+          <w:sz w:val="28"/>
+          <w:szCs w:val="28"/>
+        </w:rPr>
         <w:t xml:space="preserve">DDIC stands for </w:t>
       </w:r>
       <w:r>
         <w:rPr>
           <w:b/>
           <w:bCs/>
+          <w:sz w:val="28"/>
+          <w:szCs w:val="28"/>
         </w:rPr>
         <w:t>Data Dictionary</w:t>
       </w:r>
       <w:r>
+        <w:rPr>
+          <w:sz w:val="28"/>
+          <w:szCs w:val="28"/>
+        </w:rPr>
         <w:t>.</w:t>
       </w:r>
     </w:p>
@@ -107,15 +133,23 @@
         <w:rPr>
           <w:b/>
           <w:bCs/>
-        </w:rPr>
-      </w:pPr>
-      <w:r>
+          <w:sz w:val="28"/>
+          <w:szCs w:val="28"/>
+        </w:rPr>
+      </w:pPr>
+      <w:r>
+        <w:rPr>
+          <w:sz w:val="28"/>
+          <w:szCs w:val="28"/>
+        </w:rPr>
         <w:t xml:space="preserve">It is the </w:t>
       </w:r>
       <w:r>
         <w:rPr>
           <w:b/>
           <w:bCs/>
+          <w:sz w:val="28"/>
+          <w:szCs w:val="28"/>
         </w:rPr>
         <w:t>central place in SAP where all database objects are defined and managed.</w:t>
       </w:r>
@@ -123,49 +157,65 @@
     <w:p>
       <w:pPr>
         <w:ind w:firstLine="720"/>
-      </w:pPr>
-      <w:r>
-        <w:t>*</w:t>
-      </w:r>
-      <w:r>
-        <w:t>It is a central repository used to create, manage, and maintain all data definitions</w:t>
-      </w:r>
-      <w:r>
+        <w:rPr>
+          <w:sz w:val="28"/>
+          <w:szCs w:val="28"/>
+        </w:rPr>
+      </w:pPr>
+      <w:r>
+        <w:rPr>
+          <w:sz w:val="28"/>
+          <w:szCs w:val="28"/>
+        </w:rPr>
+        <w:t>*It is a central repository used to create, manage, and maintain all data definitions</w:t>
+      </w:r>
+      <w:r>
+        <w:rPr>
+          <w:sz w:val="28"/>
+          <w:szCs w:val="28"/>
+        </w:rPr>
         <w:tab/>
-      </w:r>
-      <w:r>
         <w:t>used within an SAP system.</w:t>
       </w:r>
     </w:p>
     <w:p>
       <w:pPr>
         <w:ind w:left="720"/>
-      </w:pPr>
-      <w:r>
-        <w:rPr>
-          <w:b/>
-          <w:bCs/>
-        </w:rPr>
-        <w:t>*</w:t>
-      </w:r>
-      <w:r>
-        <w:rPr>
-          <w:b/>
-          <w:bCs/>
+        <w:rPr>
+          <w:sz w:val="28"/>
+          <w:szCs w:val="28"/>
+        </w:rPr>
+      </w:pPr>
+      <w:r>
+        <w:rPr>
+          <w:b/>
+          <w:bCs/>
+          <w:sz w:val="28"/>
+          <w:szCs w:val="28"/>
         </w:rPr>
         <w:t>Central Repository:</w:t>
       </w:r>
       <w:r>
+        <w:rPr>
+          <w:sz w:val="28"/>
+          <w:szCs w:val="28"/>
+        </w:rPr>
         <w:t> Stores metadata (definitions, types, lengths) for all SAP data objects.</w:t>
       </w:r>
     </w:p>
     <w:p>
       <w:pPr>
         <w:ind w:firstLine="720"/>
+        <w:rPr>
+          <w:sz w:val="28"/>
+          <w:szCs w:val="28"/>
+        </w:rPr>
       </w:pPr>
       <w:r>
         <w:rPr>
           <w:noProof/>
+          <w:sz w:val="28"/>
+          <w:szCs w:val="28"/>
         </w:rPr>
         <w:drawing>
           <wp:inline distT="0" distB="0" distL="0" distR="0" wp14:anchorId="6641D338" wp14:editId="2FB69B71">
@@ -220,6 +270,10 @@
     <w:p>
       <w:pPr>
         <w:ind w:firstLine="720"/>
+        <w:rPr>
+          <w:sz w:val="28"/>
+          <w:szCs w:val="28"/>
+        </w:rPr>
       </w:pPr>
     </w:p>
     <w:p>
@@ -231,82 +285,159 @@
           <w:bCs/>
           <w:color w:val="000000"/>
           <w:kern w:val="0"/>
-          <w:lang w:eastAsia="en-IN"/>
-          <w14:ligatures w14:val="none"/>
-        </w:rPr>
-      </w:pPr>
-      <w:r>
-        <w:rPr>
-          <w:rFonts w:ascii="Calibri" w:eastAsia="Times New Roman" w:hAnsi="Calibri" w:cs="Calibri"/>
-          <w:b/>
-          <w:bCs/>
-          <w:color w:val="000000"/>
-          <w:kern w:val="0"/>
-          <w:lang w:eastAsia="en-IN"/>
-          <w14:ligatures w14:val="none"/>
-        </w:rPr>
-        <w:t>2.</w:t>
-      </w:r>
-      <w:r>
-        <w:rPr>
-          <w:rFonts w:ascii="Calibri" w:eastAsia="Times New Roman" w:hAnsi="Calibri" w:cs="Calibri"/>
-          <w:b/>
-          <w:bCs/>
-          <w:color w:val="000000"/>
-          <w:kern w:val="0"/>
-          <w:lang w:eastAsia="en-IN"/>
-          <w14:ligatures w14:val="none"/>
-        </w:rPr>
-        <w:t>What is the Tcode for ABAP Dictionary?</w:t>
+          <w:sz w:val="28"/>
+          <w:szCs w:val="28"/>
+          <w:lang w:eastAsia="en-IN"/>
+          <w14:ligatures w14:val="none"/>
+        </w:rPr>
+      </w:pPr>
+      <w:r>
+        <w:rPr>
+          <w:rFonts w:ascii="Calibri" w:eastAsia="Times New Roman" w:hAnsi="Calibri" w:cs="Calibri"/>
+          <w:b/>
+          <w:bCs/>
+          <w:color w:val="000000"/>
+          <w:kern w:val="0"/>
+          <w:sz w:val="28"/>
+          <w:szCs w:val="28"/>
+          <w:lang w:eastAsia="en-IN"/>
+          <w14:ligatures w14:val="none"/>
+        </w:rPr>
+        <w:t xml:space="preserve">2.What is the </w:t>
+      </w:r>
+      <w:proofErr w:type="spellStart"/>
+      <w:r>
+        <w:rPr>
+          <w:rFonts w:ascii="Calibri" w:eastAsia="Times New Roman" w:hAnsi="Calibri" w:cs="Calibri"/>
+          <w:b/>
+          <w:bCs/>
+          <w:color w:val="000000"/>
+          <w:kern w:val="0"/>
+          <w:sz w:val="28"/>
+          <w:szCs w:val="28"/>
+          <w:lang w:eastAsia="en-IN"/>
+          <w14:ligatures w14:val="none"/>
+        </w:rPr>
+        <w:t>Tcode</w:t>
+      </w:r>
+      <w:proofErr w:type="spellEnd"/>
+      <w:r>
+        <w:rPr>
+          <w:rFonts w:ascii="Calibri" w:eastAsia="Times New Roman" w:hAnsi="Calibri" w:cs="Calibri"/>
+          <w:b/>
+          <w:bCs/>
+          <w:color w:val="000000"/>
+          <w:kern w:val="0"/>
+          <w:sz w:val="28"/>
+          <w:szCs w:val="28"/>
+          <w:lang w:eastAsia="en-IN"/>
+          <w14:ligatures w14:val="none"/>
+        </w:rPr>
+        <w:t xml:space="preserve"> for ABAP Dictionary?</w:t>
       </w:r>
     </w:p>
     <w:p>
       <w:pPr>
         <w:ind w:firstLine="720"/>
-      </w:pPr>
-      <w:r>
-        <w:rPr>
-          <w:b/>
-          <w:bCs/>
-        </w:rPr>
-        <w:t>-&gt;</w:t>
-      </w:r>
-      <w:r>
-        <w:rPr>
-          <w:b/>
-          <w:bCs/>
-        </w:rPr>
-        <w:t>SE11 (ABAP Dictionary):</w:t>
-      </w:r>
-      <w:r>
+        <w:rPr>
+          <w:sz w:val="28"/>
+          <w:szCs w:val="28"/>
+        </w:rPr>
+      </w:pPr>
+      <w:r>
+        <w:rPr>
+          <w:b/>
+          <w:bCs/>
+          <w:sz w:val="28"/>
+          <w:szCs w:val="28"/>
+        </w:rPr>
+        <w:t>-&gt;SE11 (ABAP Dictionary):</w:t>
+      </w:r>
+      <w:r>
+        <w:rPr>
+          <w:sz w:val="28"/>
+          <w:szCs w:val="28"/>
+        </w:rPr>
         <w:t> The primary transaction code for developers to create,</w:t>
       </w:r>
       <w:r>
+        <w:rPr>
+          <w:sz w:val="28"/>
+          <w:szCs w:val="28"/>
+        </w:rPr>
         <w:tab/>
       </w:r>
-      <w:r>
-        <w:t>view,and maintain DDIC objects</w:t>
-      </w:r>
-    </w:p>
-    <w:p/>
-    <w:p>
-      <w:pPr>
-        <w:rPr>
-          <w:b/>
-          <w:bCs/>
-        </w:rPr>
-      </w:pPr>
-      <w:r>
-        <w:rPr>
-          <w:b/>
-          <w:bCs/>
-        </w:rPr>
-        <w:t xml:space="preserve">3.What are </w:t>
-      </w:r>
-      <w:r>
-        <w:rPr>
-          <w:b/>
-          <w:bCs/>
+      <w:proofErr w:type="spellStart"/>
+      <w:proofErr w:type="gramStart"/>
+      <w:r>
+        <w:rPr>
+          <w:sz w:val="28"/>
+          <w:szCs w:val="28"/>
+        </w:rPr>
+        <w:t>view,and</w:t>
+      </w:r>
+      <w:proofErr w:type="spellEnd"/>
+      <w:proofErr w:type="gramEnd"/>
+      <w:r>
+        <w:rPr>
+          <w:sz w:val="28"/>
+          <w:szCs w:val="28"/>
+        </w:rPr>
+        <w:t xml:space="preserve"> maintain DDIC objects</w:t>
+      </w:r>
+    </w:p>
+    <w:p>
+      <w:pPr>
+        <w:rPr>
+          <w:sz w:val="28"/>
+          <w:szCs w:val="28"/>
+        </w:rPr>
+      </w:pPr>
+    </w:p>
+    <w:p>
+      <w:pPr>
+        <w:rPr>
+          <w:b/>
+          <w:bCs/>
+          <w:sz w:val="28"/>
+          <w:szCs w:val="28"/>
+        </w:rPr>
+      </w:pPr>
+      <w:r>
+        <w:rPr>
+          <w:b/>
+          <w:bCs/>
+          <w:sz w:val="28"/>
+          <w:szCs w:val="28"/>
+        </w:rPr>
+        <w:t xml:space="preserve">3.What </w:t>
+      </w:r>
+      <w:proofErr w:type="gramStart"/>
+      <w:r>
+        <w:rPr>
+          <w:b/>
+          <w:bCs/>
+          <w:sz w:val="28"/>
+          <w:szCs w:val="28"/>
+        </w:rPr>
+        <w:t>are</w:t>
+      </w:r>
+      <w:proofErr w:type="gramEnd"/>
+      <w:r>
+        <w:rPr>
+          <w:b/>
+          <w:bCs/>
+          <w:sz w:val="28"/>
+          <w:szCs w:val="28"/>
+        </w:rPr>
+        <w:t xml:space="preserve"> </w:t>
+      </w:r>
+      <w:r>
+        <w:rPr>
+          <w:b/>
+          <w:bCs/>
+          <w:sz w:val="28"/>
+          <w:szCs w:val="28"/>
         </w:rPr>
         <w:t>the</w:t>
       </w:r>
@@ -314,6 +445,8 @@
         <w:rPr>
           <w:b/>
           <w:bCs/>
+          <w:sz w:val="28"/>
+          <w:szCs w:val="28"/>
         </w:rPr>
         <w:t xml:space="preserve"> </w:t>
       </w:r>
@@ -321,6 +454,8 @@
         <w:rPr>
           <w:b/>
           <w:bCs/>
+          <w:sz w:val="28"/>
+          <w:szCs w:val="28"/>
         </w:rPr>
         <w:t xml:space="preserve">object type available in </w:t>
       </w:r>
@@ -328,6 +463,8 @@
         <w:rPr>
           <w:b/>
           <w:bCs/>
+          <w:sz w:val="28"/>
+          <w:szCs w:val="28"/>
         </w:rPr>
         <w:t>DDIC?</w:t>
       </w:r>
@@ -335,11 +472,17 @@
     <w:p>
       <w:pPr>
         <w:ind w:firstLine="720"/>
-      </w:pPr>
-      <w:r>
-        <w:rPr>
-          <w:b/>
-          <w:bCs/>
+        <w:rPr>
+          <w:sz w:val="28"/>
+          <w:szCs w:val="28"/>
+        </w:rPr>
+      </w:pPr>
+      <w:r>
+        <w:rPr>
+          <w:b/>
+          <w:bCs/>
+          <w:sz w:val="28"/>
+          <w:szCs w:val="28"/>
         </w:rPr>
         <w:t xml:space="preserve">  </w:t>
       </w:r>
@@ -347,6 +490,8 @@
         <w:rPr>
           <w:b/>
           <w:bCs/>
+          <w:sz w:val="28"/>
+          <w:szCs w:val="28"/>
         </w:rPr>
         <w:t>-</w:t>
       </w:r>
@@ -354,13 +499,23 @@
         <w:rPr>
           <w:b/>
           <w:bCs/>
+          <w:sz w:val="28"/>
+          <w:szCs w:val="28"/>
         </w:rPr>
         <w:t>&gt;</w:t>
       </w:r>
       <w:r>
+        <w:rPr>
+          <w:sz w:val="28"/>
+          <w:szCs w:val="28"/>
+        </w:rPr>
         <w:t>Database Table</w:t>
       </w:r>
       <w:r>
+        <w:rPr>
+          <w:sz w:val="28"/>
+          <w:szCs w:val="28"/>
+        </w:rPr>
         <w:t>:</w:t>
       </w:r>
       <w:r>
@@ -368,144 +523,279 @@
           <w:rFonts w:ascii="Arial" w:eastAsia="Times New Roman" w:hAnsi="Arial" w:cs="Arial"/>
           <w:color w:val="F0F0F0"/>
           <w:kern w:val="0"/>
-          <w:sz w:val="20"/>
-          <w:szCs w:val="20"/>
+          <w:sz w:val="28"/>
+          <w:szCs w:val="28"/>
           <w:lang w:eastAsia="en-IN"/>
           <w14:ligatures w14:val="none"/>
         </w:rPr>
         <w:t xml:space="preserve"> </w:t>
       </w:r>
       <w:r>
+        <w:rPr>
+          <w:sz w:val="28"/>
+          <w:szCs w:val="28"/>
+        </w:rPr>
         <w:t>A DDIC database table is a two-dimensional matrix that consists</w:t>
       </w:r>
       <w:r>
+        <w:rPr>
+          <w:sz w:val="28"/>
+          <w:szCs w:val="28"/>
+        </w:rPr>
         <w:tab/>
-      </w:r>
-      <w:r>
         <w:t>of rows and columns.</w:t>
       </w:r>
     </w:p>
     <w:p>
       <w:pPr>
         <w:ind w:firstLine="720"/>
-      </w:pPr>
-    </w:p>
-    <w:p/>
+        <w:rPr>
+          <w:sz w:val="28"/>
+          <w:szCs w:val="28"/>
+        </w:rPr>
+      </w:pPr>
+    </w:p>
+    <w:p>
+      <w:pPr>
+        <w:rPr>
+          <w:sz w:val="28"/>
+          <w:szCs w:val="28"/>
+        </w:rPr>
+      </w:pPr>
+    </w:p>
     <w:p>
       <w:pPr>
         <w:ind w:firstLine="720"/>
-      </w:pPr>
-      <w:r>
-        <w:lastRenderedPageBreak/>
+        <w:rPr>
+          <w:sz w:val="28"/>
+          <w:szCs w:val="28"/>
+        </w:rPr>
+      </w:pPr>
+      <w:r>
+        <w:rPr>
+          <w:sz w:val="28"/>
+          <w:szCs w:val="28"/>
+        </w:rPr>
         <w:t>View</w:t>
       </w:r>
       <w:r>
+        <w:rPr>
+          <w:sz w:val="28"/>
+          <w:szCs w:val="28"/>
+        </w:rPr>
+        <w:t>: Virtual tables that combine data from one or more tables.</w:t>
+      </w:r>
+    </w:p>
+    <w:p>
+      <w:pPr>
+        <w:ind w:firstLine="720"/>
+        <w:rPr>
+          <w:sz w:val="28"/>
+          <w:szCs w:val="28"/>
+        </w:rPr>
+      </w:pPr>
+      <w:r>
+        <w:rPr>
+          <w:sz w:val="28"/>
+          <w:szCs w:val="28"/>
+        </w:rPr>
+        <w:t>Data type</w:t>
+      </w:r>
+      <w:r>
+        <w:rPr>
+          <w:sz w:val="28"/>
+          <w:szCs w:val="28"/>
+        </w:rPr>
         <w:t xml:space="preserve">: </w:t>
       </w:r>
       <w:r>
-        <w:t>Virtual tables that combine data from one or more tables.</w:t>
+        <w:rPr>
+          <w:sz w:val="28"/>
+          <w:szCs w:val="28"/>
+        </w:rPr>
+        <w:t>H</w:t>
+      </w:r>
+      <w:r>
+        <w:rPr>
+          <w:sz w:val="28"/>
+          <w:szCs w:val="28"/>
+        </w:rPr>
+        <w:t>ere we</w:t>
+      </w:r>
+      <w:r>
+        <w:rPr>
+          <w:sz w:val="28"/>
+          <w:szCs w:val="28"/>
+        </w:rPr>
+        <w:t xml:space="preserve"> can</w:t>
+      </w:r>
+      <w:r>
+        <w:rPr>
+          <w:sz w:val="28"/>
+          <w:szCs w:val="28"/>
+        </w:rPr>
+        <w:t xml:space="preserve"> cre</w:t>
+      </w:r>
+      <w:r>
+        <w:rPr>
+          <w:sz w:val="28"/>
+          <w:szCs w:val="28"/>
+        </w:rPr>
+        <w:t xml:space="preserve">ate </w:t>
+      </w:r>
+      <w:proofErr w:type="spellStart"/>
+      <w:r>
+        <w:rPr>
+          <w:sz w:val="28"/>
+          <w:szCs w:val="28"/>
+        </w:rPr>
+        <w:t>dataelement</w:t>
+      </w:r>
+      <w:proofErr w:type="spellEnd"/>
+      <w:r>
+        <w:rPr>
+          <w:sz w:val="28"/>
+          <w:szCs w:val="28"/>
+        </w:rPr>
+        <w:t>.</w:t>
       </w:r>
     </w:p>
     <w:p>
       <w:pPr>
         <w:ind w:firstLine="720"/>
-      </w:pPr>
-      <w:r>
-        <w:t>Data type</w:t>
-      </w:r>
-      <w:r>
+        <w:rPr>
+          <w:sz w:val="28"/>
+          <w:szCs w:val="28"/>
+        </w:rPr>
+      </w:pPr>
+      <w:proofErr w:type="spellStart"/>
+      <w:r>
+        <w:rPr>
+          <w:sz w:val="28"/>
+          <w:szCs w:val="28"/>
+        </w:rPr>
+        <w:t>Typegroup</w:t>
+      </w:r>
+      <w:proofErr w:type="spellEnd"/>
+      <w:r>
+        <w:rPr>
+          <w:sz w:val="28"/>
+          <w:szCs w:val="28"/>
+        </w:rPr>
+        <w:t>:</w:t>
+      </w:r>
+      <w:r>
+        <w:rPr>
+          <w:sz w:val="28"/>
+          <w:szCs w:val="28"/>
+        </w:rPr>
+        <w:t xml:space="preserve"> </w:t>
+      </w:r>
+      <w:r>
+        <w:rPr>
+          <w:sz w:val="28"/>
+          <w:szCs w:val="28"/>
+        </w:rPr>
+        <w:t>Allow definition and grouping of non-predefined, complex, or constant</w:t>
+      </w:r>
+      <w:r>
+        <w:rPr>
+          <w:sz w:val="28"/>
+          <w:szCs w:val="28"/>
+        </w:rPr>
+        <w:tab/>
+        <w:t>types. </w:t>
+      </w:r>
+    </w:p>
+    <w:p>
+      <w:pPr>
+        <w:ind w:firstLine="720"/>
+        <w:rPr>
+          <w:sz w:val="28"/>
+          <w:szCs w:val="28"/>
+        </w:rPr>
+      </w:pPr>
+      <w:r>
+        <w:rPr>
+          <w:sz w:val="28"/>
+          <w:szCs w:val="28"/>
+        </w:rPr>
+        <w:t>Domain</w:t>
+      </w:r>
+      <w:r>
+        <w:rPr>
+          <w:sz w:val="28"/>
+          <w:szCs w:val="28"/>
+        </w:rPr>
+        <w:t>: Define technical attributes like data type, length, and value range (fixed</w:t>
+      </w:r>
+      <w:r>
+        <w:rPr>
+          <w:sz w:val="28"/>
+          <w:szCs w:val="28"/>
+        </w:rPr>
+        <w:tab/>
+        <w:t>values or value table).</w:t>
+      </w:r>
+    </w:p>
+    <w:p>
+      <w:pPr>
+        <w:ind w:firstLine="720"/>
+        <w:rPr>
+          <w:sz w:val="28"/>
+          <w:szCs w:val="28"/>
+        </w:rPr>
+      </w:pPr>
+      <w:r>
+        <w:rPr>
+          <w:sz w:val="28"/>
+          <w:szCs w:val="28"/>
+        </w:rPr>
+        <w:t>Search help</w:t>
+      </w:r>
+      <w:r>
+        <w:rPr>
+          <w:sz w:val="28"/>
+          <w:szCs w:val="28"/>
+        </w:rPr>
+        <w:t>: Provide input help (F4 help) for screen fields</w:t>
+      </w:r>
+    </w:p>
+    <w:p>
+      <w:pPr>
+        <w:ind w:firstLine="720"/>
+        <w:rPr>
+          <w:sz w:val="28"/>
+          <w:szCs w:val="28"/>
+        </w:rPr>
+      </w:pPr>
+      <w:r>
+        <w:rPr>
+          <w:sz w:val="28"/>
+          <w:szCs w:val="28"/>
+        </w:rPr>
+        <w:t>Lock object</w:t>
+      </w:r>
+      <w:r>
+        <w:rPr>
+          <w:sz w:val="28"/>
+          <w:szCs w:val="28"/>
+        </w:rPr>
         <w:t xml:space="preserve">: </w:t>
       </w:r>
       <w:r>
-        <w:t>H</w:t>
-      </w:r>
-      <w:r>
-        <w:t>ere we</w:t>
-      </w:r>
-      <w:r>
-        <w:t xml:space="preserve"> can</w:t>
-      </w:r>
-      <w:r>
-        <w:t xml:space="preserve"> cre</w:t>
-      </w:r>
-      <w:r>
-        <w:t>ate dataelement.</w:t>
-      </w:r>
-    </w:p>
-    <w:p>
-      <w:pPr>
-        <w:ind w:firstLine="720"/>
-      </w:pPr>
-      <w:r>
-        <w:t>Typegroup</w:t>
-      </w:r>
-      <w:r>
-        <w:t>:</w:t>
-      </w:r>
-      <w:r>
-        <w:t xml:space="preserve"> </w:t>
-      </w:r>
-      <w:r>
-        <w:t>Allow definition and grouping of non-predefined, complex, or constant</w:t>
-      </w:r>
-      <w:r>
+        <w:rPr>
+          <w:sz w:val="28"/>
+          <w:szCs w:val="28"/>
+        </w:rPr>
+        <w:t>Manage synchronization of access to data by multiple users, often to</w:t>
+      </w:r>
+      <w:r>
+        <w:rPr>
+          <w:sz w:val="28"/>
+          <w:szCs w:val="28"/>
+        </w:rPr>
         <w:tab/>
-      </w:r>
-      <w:r>
-        <w:t>types. </w:t>
-      </w:r>
-    </w:p>
-    <w:p>
-      <w:pPr>
-        <w:ind w:firstLine="720"/>
-      </w:pPr>
-      <w:r>
-        <w:t>Domain</w:t>
-      </w:r>
-      <w:r>
-        <w:t xml:space="preserve">: </w:t>
-      </w:r>
-      <w:r>
-        <w:t>Define technical attributes like data type, length, and value range (fixed</w:t>
-      </w:r>
-      <w:r>
-        <w:tab/>
-      </w:r>
-      <w:r>
-        <w:t>values or value table).</w:t>
-      </w:r>
-    </w:p>
-    <w:p>
-      <w:pPr>
-        <w:ind w:firstLine="720"/>
-      </w:pPr>
-      <w:r>
-        <w:t>Search help</w:t>
-      </w:r>
-      <w:r>
-        <w:t xml:space="preserve">: </w:t>
-      </w:r>
-      <w:r>
-        <w:t>Provide input help (F4 help) for screen fields</w:t>
-      </w:r>
-    </w:p>
-    <w:p>
-      <w:pPr>
-        <w:ind w:firstLine="720"/>
-      </w:pPr>
-      <w:r>
-        <w:t>Lock object</w:t>
-      </w:r>
-      <w:r>
-        <w:t xml:space="preserve">: </w:t>
-      </w:r>
-      <w:r>
-        <w:t>Manage synchronization of access to data by multiple users, often to</w:t>
-      </w:r>
-      <w:r>
-        <w:tab/>
-      </w:r>
-      <w:r>
         <w:t>prevent inconsistencies.</w:t>
       </w:r>
     </w:p>
@@ -524,6 +814,10 @@
         </w:rPr>
       </w:pPr>
       <w:r>
+        <w:rPr>
+          <w:sz w:val="28"/>
+          <w:szCs w:val="28"/>
+        </w:rPr>
         <w:t>4.</w:t>
       </w:r>
       <w:r>
@@ -715,6 +1009,8 @@
           <w:rFonts w:ascii="Calibri" w:eastAsia="Times New Roman" w:hAnsi="Calibri" w:cs="Calibri"/>
           <w:color w:val="000000"/>
           <w:kern w:val="0"/>
+          <w:sz w:val="28"/>
+          <w:szCs w:val="28"/>
           <w:lang w:eastAsia="en-IN"/>
           <w14:ligatures w14:val="none"/>
         </w:rPr>
@@ -730,15 +1026,6 @@
           <w14:ligatures w14:val="none"/>
         </w:rPr>
         <w:tab/>
-      </w:r>
-      <w:r>
-        <w:rPr>
-          <w:rFonts w:ascii="Calibri" w:eastAsia="Times New Roman" w:hAnsi="Calibri" w:cs="Calibri"/>
-          <w:color w:val="000000"/>
-          <w:kern w:val="0"/>
-          <w:lang w:eastAsia="en-IN"/>
-          <w14:ligatures w14:val="none"/>
-        </w:rPr>
         <w:t>1.</w:t>
       </w:r>
       <w:r>
@@ -748,6 +1035,8 @@
           <w:bCs/>
           <w:color w:val="000000"/>
           <w:kern w:val="0"/>
+          <w:sz w:val="28"/>
+          <w:szCs w:val="28"/>
           <w:lang w:eastAsia="en-IN"/>
           <w14:ligatures w14:val="none"/>
         </w:rPr>
@@ -760,6 +1049,8 @@
           <w:bCs/>
           <w:color w:val="000000"/>
           <w:kern w:val="0"/>
+          <w:sz w:val="28"/>
+          <w:szCs w:val="28"/>
           <w:lang w:eastAsia="en-IN"/>
           <w14:ligatures w14:val="none"/>
         </w:rPr>
@@ -770,6 +1061,8 @@
           <w:rFonts w:ascii="Calibri" w:eastAsia="Times New Roman" w:hAnsi="Calibri" w:cs="Calibri"/>
           <w:color w:val="000000"/>
           <w:kern w:val="0"/>
+          <w:sz w:val="28"/>
+          <w:szCs w:val="28"/>
           <w:lang w:eastAsia="en-IN"/>
           <w14:ligatures w14:val="none"/>
         </w:rPr>
@@ -780,6 +1073,8 @@
           <w:rFonts w:ascii="Calibri" w:eastAsia="Times New Roman" w:hAnsi="Calibri" w:cs="Calibri"/>
           <w:color w:val="000000"/>
           <w:kern w:val="0"/>
+          <w:sz w:val="28"/>
+          <w:szCs w:val="28"/>
           <w:lang w:eastAsia="en-IN"/>
           <w14:ligatures w14:val="none"/>
         </w:rPr>
@@ -790,6 +1085,8 @@
           <w:rFonts w:ascii="Calibri" w:eastAsia="Times New Roman" w:hAnsi="Calibri" w:cs="Calibri"/>
           <w:color w:val="000000"/>
           <w:kern w:val="0"/>
+          <w:sz w:val="28"/>
+          <w:szCs w:val="28"/>
           <w:lang w:eastAsia="en-IN"/>
           <w14:ligatures w14:val="none"/>
         </w:rPr>
@@ -800,6 +1097,8 @@
           <w:rFonts w:ascii="Calibri" w:eastAsia="Times New Roman" w:hAnsi="Calibri" w:cs="Calibri"/>
           <w:color w:val="000000"/>
           <w:kern w:val="0"/>
+          <w:sz w:val="28"/>
+          <w:szCs w:val="28"/>
           <w:lang w:eastAsia="en-IN"/>
           <w14:ligatures w14:val="none"/>
         </w:rPr>
@@ -810,6 +1109,8 @@
           <w:rFonts w:ascii="Calibri" w:eastAsia="Times New Roman" w:hAnsi="Calibri" w:cs="Calibri"/>
           <w:color w:val="000000"/>
           <w:kern w:val="0"/>
+          <w:sz w:val="28"/>
+          <w:szCs w:val="28"/>
           <w:lang w:eastAsia="en-IN"/>
           <w14:ligatures w14:val="none"/>
         </w:rPr>
@@ -820,6 +1121,8 @@
           <w:rFonts w:ascii="Calibri" w:eastAsia="Times New Roman" w:hAnsi="Calibri" w:cs="Calibri"/>
           <w:color w:val="000000"/>
           <w:kern w:val="0"/>
+          <w:sz w:val="28"/>
+          <w:szCs w:val="28"/>
           <w:lang w:eastAsia="en-IN"/>
           <w14:ligatures w14:val="none"/>
         </w:rPr>
@@ -832,15 +1135,19 @@
           <w:rFonts w:ascii="Calibri" w:eastAsia="Times New Roman" w:hAnsi="Calibri" w:cs="Calibri"/>
           <w:color w:val="000000"/>
           <w:kern w:val="0"/>
-          <w:lang w:eastAsia="en-IN"/>
-          <w14:ligatures w14:val="none"/>
-        </w:rPr>
-      </w:pPr>
-      <w:r>
-        <w:rPr>
-          <w:rFonts w:ascii="Calibri" w:eastAsia="Times New Roman" w:hAnsi="Calibri" w:cs="Calibri"/>
-          <w:color w:val="000000"/>
-          <w:kern w:val="0"/>
+          <w:sz w:val="28"/>
+          <w:szCs w:val="28"/>
+          <w:lang w:eastAsia="en-IN"/>
+          <w14:ligatures w14:val="none"/>
+        </w:rPr>
+      </w:pPr>
+      <w:r>
+        <w:rPr>
+          <w:rFonts w:ascii="Calibri" w:eastAsia="Times New Roman" w:hAnsi="Calibri" w:cs="Calibri"/>
+          <w:color w:val="000000"/>
+          <w:kern w:val="0"/>
+          <w:sz w:val="28"/>
+          <w:szCs w:val="28"/>
           <w:lang w:eastAsia="en-IN"/>
           <w14:ligatures w14:val="none"/>
         </w:rPr>
@@ -851,12 +1158,18 @@
           <w:rFonts w:ascii="Calibri" w:eastAsia="Times New Roman" w:hAnsi="Calibri" w:cs="Calibri"/>
           <w:color w:val="000000"/>
           <w:kern w:val="0"/>
+          <w:sz w:val="28"/>
+          <w:szCs w:val="28"/>
           <w:lang w:eastAsia="en-IN"/>
           <w14:ligatures w14:val="none"/>
         </w:rPr>
         <w:t>2.</w:t>
       </w:r>
       <w:r>
+        <w:rPr>
+          <w:sz w:val="28"/>
+          <w:szCs w:val="28"/>
+        </w:rPr>
         <w:t xml:space="preserve"> </w:t>
       </w:r>
       <w:r>
@@ -866,6 +1179,8 @@
           <w:bCs/>
           <w:color w:val="000000"/>
           <w:kern w:val="0"/>
+          <w:sz w:val="28"/>
+          <w:szCs w:val="28"/>
           <w:lang w:eastAsia="en-IN"/>
           <w14:ligatures w14:val="none"/>
         </w:rPr>
@@ -876,6 +1191,8 @@
           <w:rFonts w:ascii="Calibri" w:eastAsia="Times New Roman" w:hAnsi="Calibri" w:cs="Calibri"/>
           <w:color w:val="000000"/>
           <w:kern w:val="0"/>
+          <w:sz w:val="28"/>
+          <w:szCs w:val="28"/>
           <w:lang w:eastAsia="en-IN"/>
           <w14:ligatures w14:val="none"/>
         </w:rPr>
@@ -886,6 +1203,8 @@
           <w:rFonts w:ascii="Calibri" w:eastAsia="Times New Roman" w:hAnsi="Calibri" w:cs="Calibri"/>
           <w:color w:val="000000"/>
           <w:kern w:val="0"/>
+          <w:sz w:val="28"/>
+          <w:szCs w:val="28"/>
           <w:lang w:eastAsia="en-IN"/>
           <w14:ligatures w14:val="none"/>
         </w:rPr>
@@ -896,6 +1215,8 @@
           <w:rFonts w:ascii="Calibri" w:eastAsia="Times New Roman" w:hAnsi="Calibri" w:cs="Calibri"/>
           <w:color w:val="000000"/>
           <w:kern w:val="0"/>
+          <w:sz w:val="28"/>
+          <w:szCs w:val="28"/>
           <w:lang w:eastAsia="en-IN"/>
           <w14:ligatures w14:val="none"/>
         </w:rPr>
@@ -910,15 +1231,19 @@
           <w:bCs/>
           <w:color w:val="000000"/>
           <w:kern w:val="0"/>
-          <w:lang w:eastAsia="en-IN"/>
-          <w14:ligatures w14:val="none"/>
-        </w:rPr>
-      </w:pPr>
-      <w:r>
-        <w:rPr>
-          <w:rFonts w:ascii="Calibri" w:eastAsia="Times New Roman" w:hAnsi="Calibri" w:cs="Calibri"/>
-          <w:color w:val="000000"/>
-          <w:kern w:val="0"/>
+          <w:sz w:val="28"/>
+          <w:szCs w:val="28"/>
+          <w:lang w:eastAsia="en-IN"/>
+          <w14:ligatures w14:val="none"/>
+        </w:rPr>
+      </w:pPr>
+      <w:r>
+        <w:rPr>
+          <w:rFonts w:ascii="Calibri" w:eastAsia="Times New Roman" w:hAnsi="Calibri" w:cs="Calibri"/>
+          <w:color w:val="000000"/>
+          <w:kern w:val="0"/>
+          <w:sz w:val="28"/>
+          <w:szCs w:val="28"/>
           <w:lang w:eastAsia="en-IN"/>
           <w14:ligatures w14:val="none"/>
         </w:rPr>
@@ -929,6 +1254,8 @@
         <w:rPr>
           <w:b/>
           <w:bCs/>
+          <w:sz w:val="28"/>
+          <w:szCs w:val="28"/>
         </w:rPr>
         <w:t xml:space="preserve"> </w:t>
       </w:r>
@@ -939,6 +1266,8 @@
           <w:bCs/>
           <w:color w:val="000000"/>
           <w:kern w:val="0"/>
+          <w:sz w:val="28"/>
+          <w:szCs w:val="28"/>
           <w:lang w:eastAsia="en-IN"/>
           <w14:ligatures w14:val="none"/>
         </w:rPr>
@@ -949,6 +1278,8 @@
           <w:rFonts w:ascii="Calibri" w:eastAsia="Times New Roman" w:hAnsi="Calibri" w:cs="Calibri"/>
           <w:color w:val="000000"/>
           <w:kern w:val="0"/>
+          <w:sz w:val="28"/>
+          <w:szCs w:val="28"/>
           <w:lang w:eastAsia="en-IN"/>
           <w14:ligatures w14:val="none"/>
         </w:rPr>
@@ -959,6 +1290,8 @@
           <w:rFonts w:ascii="Calibri" w:eastAsia="Times New Roman" w:hAnsi="Calibri" w:cs="Calibri"/>
           <w:color w:val="000000"/>
           <w:kern w:val="0"/>
+          <w:sz w:val="28"/>
+          <w:szCs w:val="28"/>
           <w:lang w:eastAsia="en-IN"/>
           <w14:ligatures w14:val="none"/>
         </w:rPr>
@@ -969,6 +1302,8 @@
           <w:rFonts w:ascii="Calibri" w:eastAsia="Times New Roman" w:hAnsi="Calibri" w:cs="Calibri"/>
           <w:color w:val="000000"/>
           <w:kern w:val="0"/>
+          <w:sz w:val="28"/>
+          <w:szCs w:val="28"/>
           <w:lang w:eastAsia="en-IN"/>
           <w14:ligatures w14:val="none"/>
         </w:rPr>
@@ -981,6 +1316,8 @@
           <w:bCs/>
           <w:color w:val="000000"/>
           <w:kern w:val="0"/>
+          <w:sz w:val="28"/>
+          <w:szCs w:val="28"/>
           <w:lang w:eastAsia="en-IN"/>
           <w14:ligatures w14:val="none"/>
         </w:rPr>
@@ -993,17 +1330,21 @@
           <w:rFonts w:ascii="Calibri" w:eastAsia="Times New Roman" w:hAnsi="Calibri" w:cs="Calibri"/>
           <w:color w:val="000000"/>
           <w:kern w:val="0"/>
-          <w:lang w:eastAsia="en-IN"/>
-          <w14:ligatures w14:val="none"/>
-        </w:rPr>
-      </w:pPr>
-      <w:r>
-        <w:rPr>
-          <w:rFonts w:ascii="Calibri" w:eastAsia="Times New Roman" w:hAnsi="Calibri" w:cs="Calibri"/>
-          <w:b/>
-          <w:bCs/>
-          <w:color w:val="000000"/>
-          <w:kern w:val="0"/>
+          <w:sz w:val="28"/>
+          <w:szCs w:val="28"/>
+          <w:lang w:eastAsia="en-IN"/>
+          <w14:ligatures w14:val="none"/>
+        </w:rPr>
+      </w:pPr>
+      <w:r>
+        <w:rPr>
+          <w:rFonts w:ascii="Calibri" w:eastAsia="Times New Roman" w:hAnsi="Calibri" w:cs="Calibri"/>
+          <w:b/>
+          <w:bCs/>
+          <w:color w:val="000000"/>
+          <w:kern w:val="0"/>
+          <w:sz w:val="28"/>
+          <w:szCs w:val="28"/>
           <w:lang w:eastAsia="en-IN"/>
           <w14:ligatures w14:val="none"/>
         </w:rPr>
@@ -1014,6 +1355,8 @@
           <w:rFonts w:ascii="Calibri" w:eastAsia="Times New Roman" w:hAnsi="Calibri" w:cs="Calibri"/>
           <w:color w:val="000000"/>
           <w:kern w:val="0"/>
+          <w:sz w:val="28"/>
+          <w:szCs w:val="28"/>
           <w:lang w:eastAsia="en-IN"/>
           <w14:ligatures w14:val="none"/>
         </w:rPr>
@@ -1024,6 +1367,8 @@
           <w:rFonts w:ascii="Calibri" w:eastAsia="Times New Roman" w:hAnsi="Calibri" w:cs="Calibri"/>
           <w:color w:val="000000"/>
           <w:kern w:val="0"/>
+          <w:sz w:val="28"/>
+          <w:szCs w:val="28"/>
           <w:lang w:eastAsia="en-IN"/>
           <w14:ligatures w14:val="none"/>
         </w:rPr>
@@ -1034,6 +1379,8 @@
           <w:rFonts w:ascii="Calibri" w:eastAsia="Times New Roman" w:hAnsi="Calibri" w:cs="Calibri"/>
           <w:color w:val="000000"/>
           <w:kern w:val="0"/>
+          <w:sz w:val="28"/>
+          <w:szCs w:val="28"/>
           <w:lang w:eastAsia="en-IN"/>
           <w14:ligatures w14:val="none"/>
         </w:rPr>
@@ -1044,6 +1391,8 @@
           <w:rFonts w:ascii="Calibri" w:eastAsia="Times New Roman" w:hAnsi="Calibri" w:cs="Calibri"/>
           <w:color w:val="000000"/>
           <w:kern w:val="0"/>
+          <w:sz w:val="28"/>
+          <w:szCs w:val="28"/>
           <w:lang w:eastAsia="en-IN"/>
           <w14:ligatures w14:val="none"/>
         </w:rPr>
@@ -1054,6 +1403,8 @@
           <w:rFonts w:ascii="Calibri" w:eastAsia="Times New Roman" w:hAnsi="Calibri" w:cs="Calibri"/>
           <w:color w:val="000000"/>
           <w:kern w:val="0"/>
+          <w:sz w:val="28"/>
+          <w:szCs w:val="28"/>
           <w:lang w:eastAsia="en-IN"/>
           <w14:ligatures w14:val="none"/>
         </w:rPr>
@@ -1069,17 +1420,21 @@
           <w:bCs/>
           <w:color w:val="000000"/>
           <w:kern w:val="0"/>
-          <w:lang w:eastAsia="en-IN"/>
-          <w14:ligatures w14:val="none"/>
-        </w:rPr>
-      </w:pPr>
-      <w:r>
-        <w:rPr>
-          <w:rFonts w:ascii="Calibri" w:eastAsia="Times New Roman" w:hAnsi="Calibri" w:cs="Calibri"/>
-          <w:b/>
-          <w:bCs/>
-          <w:color w:val="000000"/>
-          <w:kern w:val="0"/>
+          <w:sz w:val="28"/>
+          <w:szCs w:val="28"/>
+          <w:lang w:eastAsia="en-IN"/>
+          <w14:ligatures w14:val="none"/>
+        </w:rPr>
+      </w:pPr>
+      <w:r>
+        <w:rPr>
+          <w:rFonts w:ascii="Calibri" w:eastAsia="Times New Roman" w:hAnsi="Calibri" w:cs="Calibri"/>
+          <w:b/>
+          <w:bCs/>
+          <w:color w:val="000000"/>
+          <w:kern w:val="0"/>
+          <w:sz w:val="28"/>
+          <w:szCs w:val="28"/>
           <w:lang w:eastAsia="en-IN"/>
           <w14:ligatures w14:val="none"/>
         </w:rPr>
@@ -1087,53 +1442,108 @@
       </w:r>
     </w:p>
     <w:p>
-      <w:r>
+      <w:pPr>
+        <w:rPr>
+          <w:sz w:val="28"/>
+          <w:szCs w:val="28"/>
+        </w:rPr>
+      </w:pPr>
+      <w:r>
+        <w:rPr>
+          <w:sz w:val="28"/>
+          <w:szCs w:val="28"/>
+        </w:rPr>
+        <w:lastRenderedPageBreak/>
         <w:t xml:space="preserve">         -&gt;</w:t>
       </w:r>
       <w:r>
         <w:rPr>
           <w:b/>
           <w:bCs/>
+          <w:sz w:val="28"/>
+          <w:szCs w:val="28"/>
         </w:rPr>
         <w:t>Open SQL</w:t>
       </w:r>
       <w:r>
+        <w:rPr>
+          <w:sz w:val="28"/>
+          <w:szCs w:val="28"/>
+        </w:rPr>
         <w:t xml:space="preserve"> is a database-independent SQL interface provided by SAP. It allows ABAP programs to access database tables without depending on the underlying database. The same Open SQL code works on any database supported by SAP, such as HANA, Oracle, or DB2. Open SQL automatically handles client fields, buffering, and security, making it safe and easy to use.</w:t>
       </w:r>
     </w:p>
     <w:p>
-      <w:r>
+      <w:pPr>
+        <w:rPr>
+          <w:sz w:val="28"/>
+          <w:szCs w:val="28"/>
+        </w:rPr>
+      </w:pPr>
+      <w:r>
+        <w:rPr>
+          <w:sz w:val="28"/>
+          <w:szCs w:val="28"/>
+        </w:rPr>
+        <w:t>* Open SQL is portable and database-independent</w:t>
+      </w:r>
+    </w:p>
+    <w:p>
+      <w:pPr>
+        <w:rPr>
+          <w:sz w:val="28"/>
+          <w:szCs w:val="28"/>
+        </w:rPr>
+      </w:pPr>
+      <w:r>
+        <w:rPr>
+          <w:sz w:val="28"/>
+          <w:szCs w:val="28"/>
+        </w:rPr>
+        <w:t>* Open SQL is safer and easier to maintain</w:t>
+      </w:r>
+    </w:p>
+    <w:p>
+      <w:pPr>
+        <w:rPr>
+          <w:sz w:val="28"/>
+          <w:szCs w:val="28"/>
+        </w:rPr>
+      </w:pPr>
+      <w:r>
+        <w:rPr>
+          <w:sz w:val="28"/>
+          <w:szCs w:val="28"/>
+        </w:rPr>
+        <w:t>* Open SQL supports SAP features like buffering and client handling</w:t>
+      </w:r>
+    </w:p>
+    <w:p>
+      <w:pPr>
+        <w:rPr>
+          <w:sz w:val="28"/>
+          <w:szCs w:val="28"/>
+        </w:rPr>
+      </w:pPr>
+      <w:r>
+        <w:rPr>
+          <w:sz w:val="28"/>
+          <w:szCs w:val="28"/>
+        </w:rPr>
         <w:t>*</w:t>
       </w:r>
       <w:r>
-        <w:t xml:space="preserve"> Open SQL is portable and database-independent</w:t>
-      </w:r>
-    </w:p>
-    <w:p>
-      <w:r>
-        <w:t>*</w:t>
-      </w:r>
-      <w:r>
-        <w:t xml:space="preserve"> Open SQL is safer and easier to maintain</w:t>
-      </w:r>
-    </w:p>
-    <w:p>
-      <w:r>
-        <w:t>*</w:t>
-      </w:r>
-      <w:r>
-        <w:t xml:space="preserve"> Open SQL supports SAP features like buffering and client handling</w:t>
-      </w:r>
-    </w:p>
-    <w:p>
-      <w:r>
-        <w:lastRenderedPageBreak/>
-        <w:t>*</w:t>
-      </w:r>
-      <w:r>
+        <w:rPr>
+          <w:sz w:val="28"/>
+          <w:szCs w:val="28"/>
+        </w:rPr>
         <w:t xml:space="preserve"> </w:t>
       </w:r>
       <w:r>
+        <w:rPr>
+          <w:sz w:val="28"/>
+          <w:szCs w:val="28"/>
+        </w:rPr>
         <w:t>Open SQL contains the following keywords:</w:t>
       </w:r>
     </w:p>
@@ -1143,15 +1553,25 @@
           <w:ilvl w:val="0"/>
           <w:numId w:val="5"/>
         </w:numPr>
-      </w:pPr>
-      <w:r>
-        <w:rPr>
-          <w:b/>
-          <w:bCs/>
+        <w:rPr>
+          <w:sz w:val="28"/>
+          <w:szCs w:val="28"/>
+        </w:rPr>
+      </w:pPr>
+      <w:r>
+        <w:rPr>
+          <w:b/>
+          <w:bCs/>
+          <w:sz w:val="28"/>
+          <w:szCs w:val="28"/>
         </w:rPr>
         <w:t>SELECT</w:t>
       </w:r>
       <w:r>
+        <w:rPr>
+          <w:sz w:val="28"/>
+          <w:szCs w:val="28"/>
+        </w:rPr>
         <w:t> - Reads data from database tables.</w:t>
       </w:r>
     </w:p>
@@ -1161,15 +1581,25 @@
           <w:ilvl w:val="0"/>
           <w:numId w:val="5"/>
         </w:numPr>
-      </w:pPr>
-      <w:r>
-        <w:rPr>
-          <w:b/>
-          <w:bCs/>
+        <w:rPr>
+          <w:sz w:val="28"/>
+          <w:szCs w:val="28"/>
+        </w:rPr>
+      </w:pPr>
+      <w:r>
+        <w:rPr>
+          <w:b/>
+          <w:bCs/>
+          <w:sz w:val="28"/>
+          <w:szCs w:val="28"/>
         </w:rPr>
         <w:t>INSERT</w:t>
       </w:r>
       <w:r>
+        <w:rPr>
+          <w:sz w:val="28"/>
+          <w:szCs w:val="28"/>
+        </w:rPr>
         <w:t> - Adds lines to database tables.</w:t>
       </w:r>
     </w:p>
@@ -1179,15 +1609,25 @@
           <w:ilvl w:val="0"/>
           <w:numId w:val="5"/>
         </w:numPr>
-      </w:pPr>
-      <w:r>
-        <w:rPr>
-          <w:b/>
-          <w:bCs/>
+        <w:rPr>
+          <w:sz w:val="28"/>
+          <w:szCs w:val="28"/>
+        </w:rPr>
+      </w:pPr>
+      <w:r>
+        <w:rPr>
+          <w:b/>
+          <w:bCs/>
+          <w:sz w:val="28"/>
+          <w:szCs w:val="28"/>
         </w:rPr>
         <w:t>UPDATE</w:t>
       </w:r>
       <w:r>
+        <w:rPr>
+          <w:sz w:val="28"/>
+          <w:szCs w:val="28"/>
+        </w:rPr>
         <w:t> - Changes the contents of lines of database tables.</w:t>
       </w:r>
     </w:p>
@@ -1197,15 +1637,25 @@
           <w:ilvl w:val="0"/>
           <w:numId w:val="5"/>
         </w:numPr>
-      </w:pPr>
-      <w:r>
-        <w:rPr>
-          <w:b/>
-          <w:bCs/>
+        <w:rPr>
+          <w:sz w:val="28"/>
+          <w:szCs w:val="28"/>
+        </w:rPr>
+      </w:pPr>
+      <w:r>
+        <w:rPr>
+          <w:b/>
+          <w:bCs/>
+          <w:sz w:val="28"/>
+          <w:szCs w:val="28"/>
         </w:rPr>
         <w:t>MODIFY</w:t>
       </w:r>
       <w:r>
+        <w:rPr>
+          <w:sz w:val="28"/>
+          <w:szCs w:val="28"/>
+        </w:rPr>
         <w:t> - Inserts lines into database tables or changes the contents of existing lines.</w:t>
       </w:r>
     </w:p>
@@ -1215,15 +1665,25 @@
           <w:ilvl w:val="0"/>
           <w:numId w:val="5"/>
         </w:numPr>
-      </w:pPr>
-      <w:r>
-        <w:rPr>
-          <w:b/>
-          <w:bCs/>
+        <w:rPr>
+          <w:sz w:val="28"/>
+          <w:szCs w:val="28"/>
+        </w:rPr>
+      </w:pPr>
+      <w:r>
+        <w:rPr>
+          <w:b/>
+          <w:bCs/>
+          <w:sz w:val="28"/>
+          <w:szCs w:val="28"/>
         </w:rPr>
         <w:t>DELETE</w:t>
       </w:r>
       <w:r>
+        <w:rPr>
+          <w:sz w:val="28"/>
+          <w:szCs w:val="28"/>
+        </w:rPr>
         <w:t> - Delete lines from database tables.</w:t>
       </w:r>
     </w:p>
@@ -1233,59 +1693,134 @@
           <w:ilvl w:val="0"/>
           <w:numId w:val="5"/>
         </w:numPr>
-      </w:pPr>
-      <w:r>
-        <w:rPr>
-          <w:b/>
-          <w:bCs/>
+        <w:rPr>
+          <w:sz w:val="28"/>
+          <w:szCs w:val="28"/>
+        </w:rPr>
+      </w:pPr>
+      <w:r>
+        <w:rPr>
+          <w:b/>
+          <w:bCs/>
+          <w:sz w:val="28"/>
+          <w:szCs w:val="28"/>
         </w:rPr>
         <w:t>OPEN CURSOR, FETCH, CLOSE CURSOR</w:t>
       </w:r>
       <w:r>
+        <w:rPr>
+          <w:sz w:val="28"/>
+          <w:szCs w:val="28"/>
+        </w:rPr>
         <w:t> - Reads lines of database tables using the cursor.</w:t>
       </w:r>
     </w:p>
     <w:p>
       <w:pPr>
         <w:ind w:left="360"/>
-      </w:pPr>
-      <w:r>
-        <w:rPr>
-          <w:b/>
-          <w:bCs/>
+        <w:rPr>
+          <w:sz w:val="28"/>
+          <w:szCs w:val="28"/>
+        </w:rPr>
+      </w:pPr>
+      <w:r>
+        <w:rPr>
+          <w:b/>
+          <w:bCs/>
+          <w:sz w:val="28"/>
+          <w:szCs w:val="28"/>
         </w:rPr>
         <w:t>-&gt;Native SQL</w:t>
       </w:r>
       <w:r>
-        <w:t xml:space="preserve"> is database-specific SQL that directly accesses the underlying database. It uses the syntax of the specific database being used, such as HANA SQL or Oracle SQL. Native SQL bypasses SAP’s database abstraction layer, so it does not support automatic client handling or buffering. It is mainly used when Open SQL cannot fulfill a specific requirement.</w:t>
-      </w:r>
-    </w:p>
-    <w:p>
-      <w:r>
+        <w:rPr>
+          <w:sz w:val="28"/>
+          <w:szCs w:val="28"/>
+        </w:rPr>
+        <w:t xml:space="preserve"> is database-specific SQL that directly accesses the underlying database. It uses the syntax of the specific database being used, such as HANA SQL or Oracle SQL. Native SQL bypasses SAP’s database abstraction layer, so it does not support automatic client handling or buffering. It is mainly used when Open SQL cannot </w:t>
+      </w:r>
+      <w:proofErr w:type="spellStart"/>
+      <w:r>
+        <w:rPr>
+          <w:sz w:val="28"/>
+          <w:szCs w:val="28"/>
+        </w:rPr>
+        <w:t>fulfill</w:t>
+      </w:r>
+      <w:proofErr w:type="spellEnd"/>
+      <w:r>
+        <w:rPr>
+          <w:sz w:val="28"/>
+          <w:szCs w:val="28"/>
+        </w:rPr>
+        <w:t xml:space="preserve"> a specific requirement.</w:t>
+      </w:r>
+    </w:p>
+    <w:p>
+      <w:pPr>
+        <w:rPr>
+          <w:sz w:val="28"/>
+          <w:szCs w:val="28"/>
+        </w:rPr>
+      </w:pPr>
+      <w:r>
+        <w:rPr>
+          <w:sz w:val="28"/>
+          <w:szCs w:val="28"/>
+        </w:rPr>
         <w:tab/>
       </w:r>
       <w:r>
-        <w:t>*</w:t>
-      </w:r>
-      <w:r>
-        <w:t xml:space="preserve"> Native SQL is database-dependent and not portable</w:t>
-      </w:r>
-    </w:p>
-    <w:p>
-      <w:r>
+        <w:rPr>
+          <w:sz w:val="28"/>
+          <w:szCs w:val="28"/>
+        </w:rPr>
+        <w:t>* Native SQL is database-dependent and not portable</w:t>
+      </w:r>
+    </w:p>
+    <w:p>
+      <w:pPr>
+        <w:rPr>
+          <w:sz w:val="28"/>
+          <w:szCs w:val="28"/>
+        </w:rPr>
+      </w:pPr>
+      <w:r>
+        <w:rPr>
+          <w:sz w:val="28"/>
+          <w:szCs w:val="28"/>
+        </w:rPr>
         <w:tab/>
         <w:t>*</w:t>
       </w:r>
       <w:r>
+        <w:rPr>
+          <w:sz w:val="28"/>
+          <w:szCs w:val="28"/>
+        </w:rPr>
         <w:t xml:space="preserve"> Native SQL offers more flexibility but requires deeper database knowledge.</w:t>
       </w:r>
     </w:p>
     <w:p>
-      <w:r>
+      <w:pPr>
+        <w:rPr>
+          <w:sz w:val="28"/>
+          <w:szCs w:val="28"/>
+        </w:rPr>
+      </w:pPr>
+      <w:r>
+        <w:rPr>
+          <w:sz w:val="28"/>
+          <w:szCs w:val="28"/>
+        </w:rPr>
         <w:tab/>
         <w:t>*</w:t>
       </w:r>
       <w:r>
+        <w:rPr>
+          <w:sz w:val="28"/>
+          <w:szCs w:val="28"/>
+        </w:rPr>
         <w:t xml:space="preserve"> Native SQL does not support these features automatically</w:t>
       </w:r>
     </w:p>

--- a/Assignment 7.docx
+++ b/Assignment 7.docx
@@ -6,7 +6,6 @@
       <w:pPr>
         <w:rPr>
           <w:b/>
-          <w:bCs/>
           <w:sz w:val="28"/>
           <w:szCs w:val="28"/>
           <w:lang w:val="en-US"/>
@@ -16,7 +15,6 @@
       <w:r>
         <w:rPr>
           <w:b/>
-          <w:bCs/>
           <w:sz w:val="28"/>
           <w:szCs w:val="28"/>
           <w:lang w:val="en-US"/>
@@ -27,7 +25,6 @@
       <w:r>
         <w:rPr>
           <w:b/>
-          <w:bCs/>
           <w:sz w:val="28"/>
           <w:szCs w:val="28"/>
           <w:lang w:val="en-US"/>
@@ -39,7 +36,6 @@
       <w:pPr>
         <w:rPr>
           <w:b/>
-          <w:bCs/>
           <w:sz w:val="28"/>
           <w:szCs w:val="28"/>
           <w:lang w:val="en-US"/>
@@ -48,7 +44,6 @@
       <w:r>
         <w:rPr>
           <w:b/>
-          <w:bCs/>
           <w:sz w:val="28"/>
           <w:szCs w:val="28"/>
           <w:lang w:val="en-US"/>
@@ -58,7 +53,6 @@
       <w:r>
         <w:rPr>
           <w:b/>
-          <w:bCs/>
           <w:sz w:val="28"/>
           <w:szCs w:val="28"/>
           <w:lang w:val="en-US"/>
@@ -70,7 +64,6 @@
       <w:pPr>
         <w:rPr>
           <w:b/>
-          <w:bCs/>
           <w:sz w:val="28"/>
           <w:szCs w:val="28"/>
         </w:rPr>
@@ -86,7 +79,6 @@
       <w:r>
         <w:rPr>
           <w:b/>
-          <w:bCs/>
           <w:sz w:val="28"/>
           <w:szCs w:val="28"/>
         </w:rPr>
@@ -98,7 +90,6 @@
         <w:ind w:firstLine="720"/>
         <w:rPr>
           <w:b/>
-          <w:bCs/>
           <w:sz w:val="28"/>
           <w:szCs w:val="28"/>
         </w:rPr>
@@ -113,7 +104,6 @@
       <w:r>
         <w:rPr>
           <w:b/>
-          <w:bCs/>
           <w:sz w:val="28"/>
           <w:szCs w:val="28"/>
         </w:rPr>
@@ -132,7 +122,6 @@
         <w:ind w:firstLine="720"/>
         <w:rPr>
           <w:b/>
-          <w:bCs/>
           <w:sz w:val="28"/>
           <w:szCs w:val="28"/>
         </w:rPr>
@@ -147,7 +136,6 @@
       <w:r>
         <w:rPr>
           <w:b/>
-          <w:bCs/>
           <w:sz w:val="28"/>
           <w:szCs w:val="28"/>
         </w:rPr>
@@ -189,7 +177,6 @@
       <w:r>
         <w:rPr>
           <w:b/>
-          <w:bCs/>
           <w:sz w:val="28"/>
           <w:szCs w:val="28"/>
         </w:rPr>
@@ -213,7 +200,6 @@
       </w:pPr>
       <w:r>
         <w:rPr>
-          <w:noProof/>
           <w:sz w:val="28"/>
           <w:szCs w:val="28"/>
         </w:rPr>
@@ -282,6 +268,32 @@
         <w:rPr>
           <w:rFonts w:ascii="Calibri" w:eastAsia="Times New Roman" w:hAnsi="Calibri" w:cs="Calibri"/>
           <w:b/>
+          <w:color w:val="000000"/>
+          <w:kern w:val="0"/>
+          <w:sz w:val="28"/>
+          <w:szCs w:val="28"/>
+          <w:lang w:eastAsia="en-IN"/>
+          <w14:ligatures w14:val="none"/>
+        </w:rPr>
+      </w:pPr>
+      <w:r>
+        <w:rPr>
+          <w:rFonts w:ascii="Calibri" w:eastAsia="Times New Roman" w:hAnsi="Calibri" w:cs="Calibri"/>
+          <w:b/>
+          <w:color w:val="000000"/>
+          <w:kern w:val="0"/>
+          <w:sz w:val="28"/>
+          <w:szCs w:val="28"/>
+          <w:lang w:eastAsia="en-IN"/>
+          <w14:ligatures w14:val="none"/>
+        </w:rPr>
+        <w:t xml:space="preserve">2.What is the </w:t>
+      </w:r>
+      <w:proofErr w:type="spellStart"/>
+      <w:r>
+        <w:rPr>
+          <w:rFonts w:ascii="Calibri" w:eastAsia="Times New Roman" w:hAnsi="Calibri" w:cs="Calibri"/>
+          <w:b/>
           <w:bCs/>
           <w:color w:val="000000"/>
           <w:kern w:val="0"/>
@@ -290,7 +302,8 @@
           <w:lang w:eastAsia="en-IN"/>
           <w14:ligatures w14:val="none"/>
         </w:rPr>
-      </w:pPr>
+        <w:t>T</w:t>
+      </w:r>
       <w:r>
         <w:rPr>
           <w:rFonts w:ascii="Calibri" w:eastAsia="Times New Roman" w:hAnsi="Calibri" w:cs="Calibri"/>
@@ -303,9 +316,8 @@
           <w:lang w:eastAsia="en-IN"/>
           <w14:ligatures w14:val="none"/>
         </w:rPr>
-        <w:t xml:space="preserve">2.What is the </w:t>
-      </w:r>
-      <w:proofErr w:type="spellStart"/>
+        <w:t>C</w:t>
+      </w:r>
       <w:r>
         <w:rPr>
           <w:rFonts w:ascii="Calibri" w:eastAsia="Times New Roman" w:hAnsi="Calibri" w:cs="Calibri"/>
@@ -318,14 +330,13 @@
           <w:lang w:eastAsia="en-IN"/>
           <w14:ligatures w14:val="none"/>
         </w:rPr>
-        <w:t>Tcode</w:t>
+        <w:t>ode</w:t>
       </w:r>
       <w:proofErr w:type="spellEnd"/>
       <w:r>
         <w:rPr>
           <w:rFonts w:ascii="Calibri" w:eastAsia="Times New Roman" w:hAnsi="Calibri" w:cs="Calibri"/>
           <w:b/>
-          <w:bCs/>
           <w:color w:val="000000"/>
           <w:kern w:val="0"/>
           <w:sz w:val="28"/>
@@ -347,7 +358,6 @@
       <w:r>
         <w:rPr>
           <w:b/>
-          <w:bCs/>
           <w:sz w:val="28"/>
           <w:szCs w:val="28"/>
         </w:rPr>
@@ -365,77 +375,57 @@
           <w:sz w:val="28"/>
           <w:szCs w:val="28"/>
         </w:rPr>
-        <w:tab/>
-      </w:r>
-      <w:proofErr w:type="spellStart"/>
-      <w:proofErr w:type="gramStart"/>
-      <w:r>
-        <w:rPr>
-          <w:sz w:val="28"/>
-          <w:szCs w:val="28"/>
-        </w:rPr>
-        <w:t>view,and</w:t>
-      </w:r>
-      <w:proofErr w:type="spellEnd"/>
-      <w:proofErr w:type="gramEnd"/>
-      <w:r>
-        <w:rPr>
-          <w:sz w:val="28"/>
-          <w:szCs w:val="28"/>
-        </w:rPr>
-        <w:t xml:space="preserve"> maintain DDIC objects</w:t>
-      </w:r>
-    </w:p>
-    <w:p>
-      <w:pPr>
-        <w:rPr>
-          <w:sz w:val="28"/>
-          <w:szCs w:val="28"/>
-        </w:rPr>
-      </w:pPr>
-    </w:p>
-    <w:p>
-      <w:pPr>
-        <w:rPr>
-          <w:b/>
-          <w:bCs/>
-          <w:sz w:val="28"/>
-          <w:szCs w:val="28"/>
-        </w:rPr>
-      </w:pPr>
-      <w:r>
-        <w:rPr>
-          <w:b/>
-          <w:bCs/>
-          <w:sz w:val="28"/>
-          <w:szCs w:val="28"/>
-        </w:rPr>
-        <w:t xml:space="preserve">3.What </w:t>
-      </w:r>
-      <w:proofErr w:type="gramStart"/>
-      <w:r>
-        <w:rPr>
-          <w:b/>
-          <w:bCs/>
-          <w:sz w:val="28"/>
-          <w:szCs w:val="28"/>
-        </w:rPr>
-        <w:t>are</w:t>
-      </w:r>
-      <w:proofErr w:type="gramEnd"/>
-      <w:r>
-        <w:rPr>
-          <w:b/>
-          <w:bCs/>
-          <w:sz w:val="28"/>
-          <w:szCs w:val="28"/>
-        </w:rPr>
         <w:t xml:space="preserve"> </w:t>
       </w:r>
       <w:r>
         <w:rPr>
-          <w:b/>
-          <w:bCs/>
+          <w:sz w:val="28"/>
+          <w:szCs w:val="28"/>
+        </w:rPr>
+        <w:t>view,</w:t>
+      </w:r>
+      <w:r>
+        <w:rPr>
+          <w:sz w:val="28"/>
+          <w:szCs w:val="28"/>
+        </w:rPr>
+        <w:t xml:space="preserve"> </w:t>
+      </w:r>
+      <w:r>
+        <w:rPr>
+          <w:sz w:val="28"/>
+          <w:szCs w:val="28"/>
+        </w:rPr>
+        <w:t>and maintain DDIC objects</w:t>
+      </w:r>
+    </w:p>
+    <w:p>
+      <w:pPr>
+        <w:rPr>
+          <w:sz w:val="28"/>
+          <w:szCs w:val="28"/>
+        </w:rPr>
+      </w:pPr>
+    </w:p>
+    <w:p>
+      <w:pPr>
+        <w:rPr>
+          <w:b/>
+          <w:sz w:val="28"/>
+          <w:szCs w:val="28"/>
+        </w:rPr>
+      </w:pPr>
+      <w:r>
+        <w:rPr>
+          <w:b/>
+          <w:sz w:val="28"/>
+          <w:szCs w:val="28"/>
+        </w:rPr>
+        <w:t xml:space="preserve">3.What are </w:t>
+      </w:r>
+      <w:r>
+        <w:rPr>
+          <w:b/>
           <w:sz w:val="28"/>
           <w:szCs w:val="28"/>
         </w:rPr>
@@ -444,7 +434,6 @@
       <w:r>
         <w:rPr>
           <w:b/>
-          <w:bCs/>
           <w:sz w:val="28"/>
           <w:szCs w:val="28"/>
         </w:rPr>
@@ -453,7 +442,6 @@
       <w:r>
         <w:rPr>
           <w:b/>
-          <w:bCs/>
           <w:sz w:val="28"/>
           <w:szCs w:val="28"/>
         </w:rPr>
@@ -462,7 +450,6 @@
       <w:r>
         <w:rPr>
           <w:b/>
-          <w:bCs/>
           <w:sz w:val="28"/>
           <w:szCs w:val="28"/>
         </w:rPr>
@@ -471,16 +458,14 @@
     </w:p>
     <w:p>
       <w:pPr>
-        <w:ind w:firstLine="720"/>
-        <w:rPr>
-          <w:sz w:val="28"/>
-          <w:szCs w:val="28"/>
-        </w:rPr>
-      </w:pPr>
-      <w:r>
-        <w:rPr>
-          <w:b/>
-          <w:bCs/>
+        <w:rPr>
+          <w:sz w:val="28"/>
+          <w:szCs w:val="28"/>
+        </w:rPr>
+      </w:pPr>
+      <w:r>
+        <w:rPr>
+          <w:b/>
           <w:sz w:val="28"/>
           <w:szCs w:val="28"/>
         </w:rPr>
@@ -489,7 +474,6 @@
       <w:r>
         <w:rPr>
           <w:b/>
-          <w:bCs/>
           <w:sz w:val="28"/>
           <w:szCs w:val="28"/>
         </w:rPr>
@@ -498,7 +482,6 @@
       <w:r>
         <w:rPr>
           <w:b/>
-          <w:bCs/>
           <w:sz w:val="28"/>
           <w:szCs w:val="28"/>
         </w:rPr>
@@ -548,24 +531,6 @@
     </w:p>
     <w:p>
       <w:pPr>
-        <w:ind w:firstLine="720"/>
-        <w:rPr>
-          <w:sz w:val="28"/>
-          <w:szCs w:val="28"/>
-        </w:rPr>
-      </w:pPr>
-    </w:p>
-    <w:p>
-      <w:pPr>
-        <w:rPr>
-          <w:sz w:val="28"/>
-          <w:szCs w:val="28"/>
-        </w:rPr>
-      </w:pPr>
-    </w:p>
-    <w:p>
-      <w:pPr>
-        <w:ind w:firstLine="720"/>
         <w:rPr>
           <w:sz w:val="28"/>
           <w:szCs w:val="28"/>
@@ -588,18 +553,24 @@
     </w:p>
     <w:p>
       <w:pPr>
-        <w:ind w:firstLine="720"/>
-        <w:rPr>
-          <w:sz w:val="28"/>
-          <w:szCs w:val="28"/>
-        </w:rPr>
-      </w:pPr>
-      <w:r>
-        <w:rPr>
-          <w:sz w:val="28"/>
-          <w:szCs w:val="28"/>
-        </w:rPr>
-        <w:t>Data type</w:t>
+        <w:rPr>
+          <w:sz w:val="28"/>
+          <w:szCs w:val="28"/>
+        </w:rPr>
+      </w:pPr>
+      <w:r>
+        <w:rPr>
+          <w:sz w:val="28"/>
+          <w:szCs w:val="28"/>
+        </w:rPr>
+        <w:t>D</w:t>
+      </w:r>
+      <w:r>
+        <w:rPr>
+          <w:sz w:val="28"/>
+          <w:szCs w:val="28"/>
+        </w:rPr>
+        <w:t>ata type</w:t>
       </w:r>
       <w:r>
         <w:rPr>
@@ -641,42 +612,51 @@
           <w:sz w:val="28"/>
           <w:szCs w:val="28"/>
         </w:rPr>
-        <w:t xml:space="preserve">ate </w:t>
-      </w:r>
-      <w:proofErr w:type="spellStart"/>
-      <w:r>
-        <w:rPr>
-          <w:sz w:val="28"/>
-          <w:szCs w:val="28"/>
-        </w:rPr>
-        <w:t>dataelement</w:t>
-      </w:r>
-      <w:proofErr w:type="spellEnd"/>
-      <w:r>
-        <w:rPr>
-          <w:sz w:val="28"/>
-          <w:szCs w:val="28"/>
-        </w:rPr>
-        <w:t>.</w:t>
-      </w:r>
-    </w:p>
-    <w:p>
-      <w:pPr>
-        <w:ind w:firstLine="720"/>
-        <w:rPr>
-          <w:sz w:val="28"/>
-          <w:szCs w:val="28"/>
-        </w:rPr>
-      </w:pPr>
-      <w:proofErr w:type="spellStart"/>
-      <w:r>
-        <w:rPr>
-          <w:sz w:val="28"/>
-          <w:szCs w:val="28"/>
-        </w:rPr>
-        <w:t>Typegroup</w:t>
-      </w:r>
-      <w:proofErr w:type="spellEnd"/>
+        <w:t>ate data</w:t>
+      </w:r>
+      <w:r>
+        <w:rPr>
+          <w:sz w:val="28"/>
+          <w:szCs w:val="28"/>
+        </w:rPr>
+        <w:t xml:space="preserve"> </w:t>
+      </w:r>
+      <w:r>
+        <w:rPr>
+          <w:sz w:val="28"/>
+          <w:szCs w:val="28"/>
+        </w:rPr>
+        <w:t>element.</w:t>
+      </w:r>
+    </w:p>
+    <w:p>
+      <w:pPr>
+        <w:rPr>
+          <w:sz w:val="28"/>
+          <w:szCs w:val="28"/>
+        </w:rPr>
+      </w:pPr>
+      <w:r>
+        <w:rPr>
+          <w:sz w:val="28"/>
+          <w:szCs w:val="28"/>
+        </w:rPr>
+        <w:t>Type</w:t>
+      </w:r>
+      <w:r>
+        <w:rPr>
+          <w:sz w:val="28"/>
+          <w:szCs w:val="28"/>
+        </w:rPr>
+        <w:t xml:space="preserve"> </w:t>
+      </w:r>
+      <w:r>
+        <w:rPr>
+          <w:sz w:val="28"/>
+          <w:szCs w:val="28"/>
+        </w:rPr>
+        <w:t>group</w:t>
+      </w:r>
       <w:r>
         <w:rPr>
           <w:sz w:val="28"/>
@@ -703,13 +683,18 @@
           <w:sz w:val="28"/>
           <w:szCs w:val="28"/>
         </w:rPr>
-        <w:tab/>
+        <w:t xml:space="preserve"> </w:t>
+      </w:r>
+      <w:r>
+        <w:rPr>
+          <w:sz w:val="28"/>
+          <w:szCs w:val="28"/>
+        </w:rPr>
         <w:t>types. </w:t>
       </w:r>
     </w:p>
     <w:p>
       <w:pPr>
-        <w:ind w:firstLine="720"/>
         <w:rPr>
           <w:sz w:val="28"/>
           <w:szCs w:val="28"/>
@@ -740,7 +725,6 @@
     </w:p>
     <w:p>
       <w:pPr>
-        <w:ind w:firstLine="720"/>
         <w:rPr>
           <w:sz w:val="28"/>
           <w:szCs w:val="28"/>
@@ -763,7 +747,6 @@
     </w:p>
     <w:p>
       <w:pPr>
-        <w:ind w:firstLine="720"/>
         <w:rPr>
           <w:sz w:val="28"/>
           <w:szCs w:val="28"/>
@@ -962,7 +945,7 @@
           <w14:ligatures w14:val="none"/>
         </w:rPr>
         <w:tab/>
-        <w:t xml:space="preserve">2.Pooled Table </w:t>
+        <w:t>2.Pooled Table</w:t>
       </w:r>
     </w:p>
     <w:p>
@@ -1026,13 +1009,23 @@
           <w14:ligatures w14:val="none"/>
         </w:rPr>
         <w:tab/>
+      </w:r>
+      <w:r>
+        <w:rPr>
+          <w:rFonts w:ascii="Calibri" w:eastAsia="Times New Roman" w:hAnsi="Calibri" w:cs="Calibri"/>
+          <w:color w:val="000000"/>
+          <w:kern w:val="0"/>
+          <w:sz w:val="28"/>
+          <w:szCs w:val="28"/>
+          <w:lang w:eastAsia="en-IN"/>
+          <w14:ligatures w14:val="none"/>
+        </w:rPr>
         <w:t>1.</w:t>
       </w:r>
       <w:r>
         <w:rPr>
           <w:rFonts w:ascii="Calibri" w:eastAsia="Times New Roman" w:hAnsi="Calibri" w:cs="Calibri"/>
           <w:b/>
-          <w:bCs/>
           <w:color w:val="000000"/>
           <w:kern w:val="0"/>
           <w:sz w:val="28"/>
@@ -1046,7 +1039,6 @@
         <w:rPr>
           <w:rFonts w:ascii="Calibri" w:eastAsia="Times New Roman" w:hAnsi="Calibri" w:cs="Calibri"/>
           <w:b/>
-          <w:bCs/>
           <w:color w:val="000000"/>
           <w:kern w:val="0"/>
           <w:sz w:val="28"/>
@@ -1176,7 +1168,6 @@
         <w:rPr>
           <w:rFonts w:ascii="Calibri" w:eastAsia="Times New Roman" w:hAnsi="Calibri" w:cs="Calibri"/>
           <w:b/>
-          <w:bCs/>
           <w:color w:val="000000"/>
           <w:kern w:val="0"/>
           <w:sz w:val="28"/>
@@ -1228,7 +1219,6 @@
         <w:rPr>
           <w:rFonts w:ascii="Calibri" w:eastAsia="Times New Roman" w:hAnsi="Calibri" w:cs="Calibri"/>
           <w:b/>
-          <w:bCs/>
           <w:color w:val="000000"/>
           <w:kern w:val="0"/>
           <w:sz w:val="28"/>
@@ -1253,7 +1243,6 @@
       <w:r>
         <w:rPr>
           <w:b/>
-          <w:bCs/>
           <w:sz w:val="28"/>
           <w:szCs w:val="28"/>
         </w:rPr>
@@ -1263,7 +1252,6 @@
         <w:rPr>
           <w:rFonts w:ascii="Calibri" w:eastAsia="Times New Roman" w:hAnsi="Calibri" w:cs="Calibri"/>
           <w:b/>
-          <w:bCs/>
           <w:color w:val="000000"/>
           <w:kern w:val="0"/>
           <w:sz w:val="28"/>
@@ -1313,7 +1301,6 @@
         <w:rPr>
           <w:rFonts w:ascii="Calibri" w:eastAsia="Times New Roman" w:hAnsi="Calibri" w:cs="Calibri"/>
           <w:b/>
-          <w:bCs/>
           <w:color w:val="000000"/>
           <w:kern w:val="0"/>
           <w:sz w:val="28"/>
@@ -1340,7 +1327,6 @@
         <w:rPr>
           <w:rFonts w:ascii="Calibri" w:eastAsia="Times New Roman" w:hAnsi="Calibri" w:cs="Calibri"/>
           <w:b/>
-          <w:bCs/>
           <w:color w:val="000000"/>
           <w:kern w:val="0"/>
           <w:sz w:val="28"/>
@@ -1417,20 +1403,18 @@
         <w:rPr>
           <w:rFonts w:ascii="Calibri" w:eastAsia="Times New Roman" w:hAnsi="Calibri" w:cs="Calibri"/>
           <w:b/>
-          <w:bCs/>
-          <w:color w:val="000000"/>
-          <w:kern w:val="0"/>
-          <w:sz w:val="28"/>
-          <w:szCs w:val="28"/>
-          <w:lang w:eastAsia="en-IN"/>
-          <w14:ligatures w14:val="none"/>
-        </w:rPr>
-      </w:pPr>
-      <w:r>
-        <w:rPr>
-          <w:rFonts w:ascii="Calibri" w:eastAsia="Times New Roman" w:hAnsi="Calibri" w:cs="Calibri"/>
-          <w:b/>
-          <w:bCs/>
+          <w:color w:val="000000"/>
+          <w:kern w:val="0"/>
+          <w:sz w:val="28"/>
+          <w:szCs w:val="28"/>
+          <w:lang w:eastAsia="en-IN"/>
+          <w14:ligatures w14:val="none"/>
+        </w:rPr>
+      </w:pPr>
+      <w:r>
+        <w:rPr>
+          <w:rFonts w:ascii="Calibri" w:eastAsia="Times New Roman" w:hAnsi="Calibri" w:cs="Calibri"/>
+          <w:b/>
           <w:color w:val="000000"/>
           <w:kern w:val="0"/>
           <w:sz w:val="28"/>
@@ -1453,13 +1437,11 @@
           <w:sz w:val="28"/>
           <w:szCs w:val="28"/>
         </w:rPr>
-        <w:lastRenderedPageBreak/>
         <w:t xml:space="preserve">         -&gt;</w:t>
       </w:r>
       <w:r>
         <w:rPr>
           <w:b/>
-          <w:bCs/>
           <w:sz w:val="28"/>
           <w:szCs w:val="28"/>
         </w:rPr>
@@ -1561,7 +1543,6 @@
       <w:r>
         <w:rPr>
           <w:b/>
-          <w:bCs/>
           <w:sz w:val="28"/>
           <w:szCs w:val="28"/>
         </w:rPr>
@@ -1589,7 +1570,6 @@
       <w:r>
         <w:rPr>
           <w:b/>
-          <w:bCs/>
           <w:sz w:val="28"/>
           <w:szCs w:val="28"/>
         </w:rPr>
@@ -1617,7 +1597,6 @@
       <w:r>
         <w:rPr>
           <w:b/>
-          <w:bCs/>
           <w:sz w:val="28"/>
           <w:szCs w:val="28"/>
         </w:rPr>
@@ -1645,7 +1624,6 @@
       <w:r>
         <w:rPr>
           <w:b/>
-          <w:bCs/>
           <w:sz w:val="28"/>
           <w:szCs w:val="28"/>
         </w:rPr>
@@ -1673,7 +1651,6 @@
       <w:r>
         <w:rPr>
           <w:b/>
-          <w:bCs/>
           <w:sz w:val="28"/>
           <w:szCs w:val="28"/>
         </w:rPr>
@@ -1701,7 +1678,6 @@
       <w:r>
         <w:rPr>
           <w:b/>
-          <w:bCs/>
           <w:sz w:val="28"/>
           <w:szCs w:val="28"/>
         </w:rPr>
@@ -1726,7 +1702,6 @@
       <w:r>
         <w:rPr>
           <w:b/>
-          <w:bCs/>
           <w:sz w:val="28"/>
           <w:szCs w:val="28"/>
         </w:rPr>

--- a/Assignment 7.docx
+++ b/Assignment 7.docx
@@ -200,6 +200,7 @@
       </w:pPr>
       <w:r>
         <w:rPr>
+          <w:noProof/>
           <w:sz w:val="28"/>
           <w:szCs w:val="28"/>
         </w:rPr>
@@ -421,7 +422,25 @@
           <w:sz w:val="28"/>
           <w:szCs w:val="28"/>
         </w:rPr>
-        <w:t xml:space="preserve">3.What are </w:t>
+        <w:t xml:space="preserve">3.What </w:t>
+      </w:r>
+      <w:proofErr w:type="gramStart"/>
+      <w:r>
+        <w:rPr>
+          <w:b/>
+          <w:sz w:val="28"/>
+          <w:szCs w:val="28"/>
+        </w:rPr>
+        <w:t>are</w:t>
+      </w:r>
+      <w:proofErr w:type="gramEnd"/>
+      <w:r>
+        <w:rPr>
+          <w:b/>
+          <w:sz w:val="28"/>
+          <w:szCs w:val="28"/>
+        </w:rPr>
+        <w:t xml:space="preserve"> </w:t>
       </w:r>
       <w:r>
         <w:rPr>
@@ -541,6 +560,7 @@
           <w:sz w:val="28"/>
           <w:szCs w:val="28"/>
         </w:rPr>
+        <w:lastRenderedPageBreak/>
         <w:t>View</w:t>
       </w:r>
       <w:r>
@@ -1082,6 +1102,30 @@
           <w:lang w:eastAsia="en-IN"/>
           <w14:ligatures w14:val="none"/>
         </w:rPr>
+        <w:t xml:space="preserve"> </w:t>
+      </w:r>
+      <w:r>
+        <w:rPr>
+          <w:rFonts w:ascii="Calibri" w:eastAsia="Times New Roman" w:hAnsi="Calibri" w:cs="Calibri"/>
+          <w:color w:val="000000"/>
+          <w:kern w:val="0"/>
+          <w:sz w:val="28"/>
+          <w:szCs w:val="28"/>
+          <w:lang w:eastAsia="en-IN"/>
+          <w14:ligatures w14:val="none"/>
+        </w:rPr>
+        <w:t>and its structure in SAP matches exactly with the database table. It is mainly used for</w:t>
+      </w:r>
+      <w:r>
+        <w:rPr>
+          <w:rFonts w:ascii="Calibri" w:eastAsia="Times New Roman" w:hAnsi="Calibri" w:cs="Calibri"/>
+          <w:color w:val="000000"/>
+          <w:kern w:val="0"/>
+          <w:sz w:val="28"/>
+          <w:szCs w:val="28"/>
+          <w:lang w:eastAsia="en-IN"/>
+          <w14:ligatures w14:val="none"/>
+        </w:rPr>
         <w:tab/>
       </w:r>
       <w:r>
@@ -1094,8 +1138,21 @@
           <w:lang w:eastAsia="en-IN"/>
           <w14:ligatures w14:val="none"/>
         </w:rPr>
-        <w:t>and its structure in SAP matches exactly with the database table. It is mainly used for</w:t>
-      </w:r>
+        <w:t>application data</w:t>
+      </w:r>
+    </w:p>
+    <w:p>
+      <w:pPr>
+        <w:rPr>
+          <w:rFonts w:ascii="Calibri" w:eastAsia="Times New Roman" w:hAnsi="Calibri" w:cs="Calibri"/>
+          <w:color w:val="000000"/>
+          <w:kern w:val="0"/>
+          <w:sz w:val="28"/>
+          <w:szCs w:val="28"/>
+          <w:lang w:eastAsia="en-IN"/>
+          <w14:ligatures w14:val="none"/>
+        </w:rPr>
+      </w:pPr>
       <w:r>
         <w:rPr>
           <w:rFonts w:ascii="Calibri" w:eastAsia="Times New Roman" w:hAnsi="Calibri" w:cs="Calibri"/>
@@ -1118,43 +1175,6 @@
           <w:lang w:eastAsia="en-IN"/>
           <w14:ligatures w14:val="none"/>
         </w:rPr>
-        <w:t>application data</w:t>
-      </w:r>
-    </w:p>
-    <w:p>
-      <w:pPr>
-        <w:rPr>
-          <w:rFonts w:ascii="Calibri" w:eastAsia="Times New Roman" w:hAnsi="Calibri" w:cs="Calibri"/>
-          <w:color w:val="000000"/>
-          <w:kern w:val="0"/>
-          <w:sz w:val="28"/>
-          <w:szCs w:val="28"/>
-          <w:lang w:eastAsia="en-IN"/>
-          <w14:ligatures w14:val="none"/>
-        </w:rPr>
-      </w:pPr>
-      <w:r>
-        <w:rPr>
-          <w:rFonts w:ascii="Calibri" w:eastAsia="Times New Roman" w:hAnsi="Calibri" w:cs="Calibri"/>
-          <w:color w:val="000000"/>
-          <w:kern w:val="0"/>
-          <w:sz w:val="28"/>
-          <w:szCs w:val="28"/>
-          <w:lang w:eastAsia="en-IN"/>
-          <w14:ligatures w14:val="none"/>
-        </w:rPr>
-        <w:tab/>
-      </w:r>
-      <w:r>
-        <w:rPr>
-          <w:rFonts w:ascii="Calibri" w:eastAsia="Times New Roman" w:hAnsi="Calibri" w:cs="Calibri"/>
-          <w:color w:val="000000"/>
-          <w:kern w:val="0"/>
-          <w:sz w:val="28"/>
-          <w:szCs w:val="28"/>
-          <w:lang w:eastAsia="en-IN"/>
-          <w14:ligatures w14:val="none"/>
-        </w:rPr>
         <w:t>2.</w:t>
       </w:r>
       <w:r>
@@ -1199,7 +1219,7 @@
           <w:lang w:eastAsia="en-IN"/>
           <w14:ligatures w14:val="none"/>
         </w:rPr>
-        <w:tab/>
+        <w:t xml:space="preserve"> </w:t>
       </w:r>
       <w:r>
         <w:rPr>
@@ -1283,6 +1303,70 @@
           <w:lang w:eastAsia="en-IN"/>
           <w14:ligatures w14:val="none"/>
         </w:rPr>
+        <w:t xml:space="preserve"> </w:t>
+      </w:r>
+      <w:r>
+        <w:rPr>
+          <w:rFonts w:ascii="Calibri" w:eastAsia="Times New Roman" w:hAnsi="Calibri" w:cs="Calibri"/>
+          <w:color w:val="000000"/>
+          <w:kern w:val="0"/>
+          <w:sz w:val="28"/>
+          <w:szCs w:val="28"/>
+          <w:lang w:eastAsia="en-IN"/>
+          <w14:ligatures w14:val="none"/>
+        </w:rPr>
+        <w:t>cluster. Data is stored in a compressed form and accessed using SAP logic.</w:t>
+      </w:r>
+      <w:r>
+        <w:rPr>
+          <w:rFonts w:ascii="Calibri" w:eastAsia="Times New Roman" w:hAnsi="Calibri" w:cs="Calibri"/>
+          <w:b/>
+          <w:color w:val="000000"/>
+          <w:kern w:val="0"/>
+          <w:sz w:val="28"/>
+          <w:szCs w:val="28"/>
+          <w:lang w:eastAsia="en-IN"/>
+          <w14:ligatures w14:val="none"/>
+        </w:rPr>
+        <w:t xml:space="preserve"> Or</w:t>
+      </w:r>
+      <w:r>
+        <w:rPr>
+          <w:rFonts w:ascii="Calibri" w:eastAsia="Times New Roman" w:hAnsi="Calibri" w:cs="Calibri"/>
+          <w:b/>
+          <w:color w:val="000000"/>
+          <w:kern w:val="0"/>
+          <w:sz w:val="28"/>
+          <w:szCs w:val="28"/>
+          <w:lang w:eastAsia="en-IN"/>
+          <w14:ligatures w14:val="none"/>
+        </w:rPr>
+        <w:t xml:space="preserve"> </w:t>
+      </w:r>
+    </w:p>
+    <w:p>
+      <w:pPr>
+        <w:rPr>
+          <w:rFonts w:ascii="Calibri" w:eastAsia="Times New Roman" w:hAnsi="Calibri" w:cs="Calibri"/>
+          <w:color w:val="000000"/>
+          <w:kern w:val="0"/>
+          <w:sz w:val="28"/>
+          <w:szCs w:val="28"/>
+          <w:lang w:eastAsia="en-IN"/>
+          <w14:ligatures w14:val="none"/>
+        </w:rPr>
+      </w:pPr>
+      <w:r>
+        <w:rPr>
+          <w:rFonts w:ascii="Calibri" w:eastAsia="Times New Roman" w:hAnsi="Calibri" w:cs="Calibri"/>
+          <w:b/>
+          <w:color w:val="000000"/>
+          <w:kern w:val="0"/>
+          <w:sz w:val="28"/>
+          <w:szCs w:val="28"/>
+          <w:lang w:eastAsia="en-IN"/>
+          <w14:ligatures w14:val="none"/>
+        </w:rPr>
         <w:tab/>
       </w:r>
       <w:r>
@@ -1295,57 +1379,6 @@
           <w:lang w:eastAsia="en-IN"/>
           <w14:ligatures w14:val="none"/>
         </w:rPr>
-        <w:t>cluster. Data is stored in a compressed form and accessed using SAP logic.</w:t>
-      </w:r>
-      <w:r>
-        <w:rPr>
-          <w:rFonts w:ascii="Calibri" w:eastAsia="Times New Roman" w:hAnsi="Calibri" w:cs="Calibri"/>
-          <w:b/>
-          <w:color w:val="000000"/>
-          <w:kern w:val="0"/>
-          <w:sz w:val="28"/>
-          <w:szCs w:val="28"/>
-          <w:lang w:eastAsia="en-IN"/>
-          <w14:ligatures w14:val="none"/>
-        </w:rPr>
-        <w:t xml:space="preserve"> Or</w:t>
-      </w:r>
-    </w:p>
-    <w:p>
-      <w:pPr>
-        <w:rPr>
-          <w:rFonts w:ascii="Calibri" w:eastAsia="Times New Roman" w:hAnsi="Calibri" w:cs="Calibri"/>
-          <w:color w:val="000000"/>
-          <w:kern w:val="0"/>
-          <w:sz w:val="28"/>
-          <w:szCs w:val="28"/>
-          <w:lang w:eastAsia="en-IN"/>
-          <w14:ligatures w14:val="none"/>
-        </w:rPr>
-      </w:pPr>
-      <w:r>
-        <w:rPr>
-          <w:rFonts w:ascii="Calibri" w:eastAsia="Times New Roman" w:hAnsi="Calibri" w:cs="Calibri"/>
-          <w:b/>
-          <w:color w:val="000000"/>
-          <w:kern w:val="0"/>
-          <w:sz w:val="28"/>
-          <w:szCs w:val="28"/>
-          <w:lang w:eastAsia="en-IN"/>
-          <w14:ligatures w14:val="none"/>
-        </w:rPr>
-        <w:tab/>
-      </w:r>
-      <w:r>
-        <w:rPr>
-          <w:rFonts w:ascii="Calibri" w:eastAsia="Times New Roman" w:hAnsi="Calibri" w:cs="Calibri"/>
-          <w:color w:val="000000"/>
-          <w:kern w:val="0"/>
-          <w:sz w:val="28"/>
-          <w:szCs w:val="28"/>
-          <w:lang w:eastAsia="en-IN"/>
-          <w14:ligatures w14:val="none"/>
-        </w:rPr>
         <w:t>(Several cluster tables are stored together in a single physical database</w:t>
       </w:r>
       <w:r>
@@ -1382,7 +1415,7 @@
           <w:lang w:eastAsia="en-IN"/>
           <w14:ligatures w14:val="none"/>
         </w:rPr>
-        <w:tab/>
+        <w:t xml:space="preserve"> </w:t>
       </w:r>
       <w:r>
         <w:rPr>
@@ -1452,7 +1485,15 @@
           <w:sz w:val="28"/>
           <w:szCs w:val="28"/>
         </w:rPr>
-        <w:t xml:space="preserve"> is a database-independent SQL interface provided by SAP. It allows ABAP programs to access database tables without depending on the underlying database. The same Open SQL code works on any database supported by SAP, such as HANA, Oracle, or DB2. Open SQL automatically handles client fields, buffering, and security, making it safe and easy to use.</w:t>
+        <w:t xml:space="preserve"> is a database-independent SQL interface provided by SAP. It allows ABAP programs to access database tables without depending on the underlying database. The same Open SQL code works on any database </w:t>
+      </w:r>
+      <w:r>
+        <w:rPr>
+          <w:sz w:val="28"/>
+          <w:szCs w:val="28"/>
+        </w:rPr>
+        <w:lastRenderedPageBreak/>
+        <w:t>supported by SAP, such as HANA, Oracle, or DB2. Open SQL automatically handles client fields, buffering, and security, making it safe and easy to use.</w:t>
       </w:r>
     </w:p>
     <w:p>
